--- a/api/templates/Checklist - Estate Planning Documents Drafting Review (Clio).docx
+++ b/api/templates/Checklist - Estate Planning Documents Drafting Review (Clio).docx
@@ -27,7 +27,6 @@
         <w:rPr>
           <w:b w:val="0"/>
           <w:bCs/>
-          <w:highlight w:val="yellow"/>
         </w:rPr>
         <w:t xml:space="preserve">&lt;&lt; </w:t>
       </w:r>
@@ -36,7 +35,6 @@
         <w:rPr>
           <w:b w:val="0"/>
           <w:bCs/>
-          <w:highlight w:val="yellow"/>
         </w:rPr>
         <w:t>Matter.Client.Name</w:t>
       </w:r>
@@ -45,7 +43,6 @@
         <w:rPr>
           <w:b w:val="0"/>
           <w:bCs/>
-          <w:highlight w:val="yellow"/>
         </w:rPr>
         <w:t xml:space="preserve"> &gt;&gt;</w:t>
       </w:r>
@@ -1245,7 +1242,6 @@
             <w:r>
               <w:rPr>
                 <w:rFonts w:cs="Calibri"/>
-                <w:highlight w:val="cyan"/>
               </w:rPr>
               <w:t>[#if couple]</w:t>
             </w:r>
@@ -1266,7 +1262,6 @@
             <w:r>
               <w:rPr>
                 <w:rFonts w:cs="Calibri"/>
-                <w:highlight w:val="cyan"/>
               </w:rPr>
               <w:t>[#if couple]</w:t>
             </w:r>
@@ -1498,7 +1493,6 @@
             <w:r>
               <w:rPr>
                 <w:rFonts w:cs="Calibri"/>
-                <w:highlight w:val="cyan"/>
               </w:rPr>
               <w:t>[#if couple]</w:t>
             </w:r>
@@ -1688,7 +1682,6 @@
             <w:r>
               <w:rPr>
                 <w:rFonts w:cs="Calibri"/>
-                <w:highlight w:val="cyan"/>
               </w:rPr>
               <w:t>[#if couple]</w:t>
             </w:r>
@@ -1733,7 +1726,6 @@
             <w:r>
               <w:rPr>
                 <w:rFonts w:cs="Calibri"/>
-                <w:highlight w:val="cyan"/>
               </w:rPr>
               <w:t>[#if couple]</w:t>
             </w:r>
@@ -1760,7 +1752,6 @@
             <w:r>
               <w:rPr>
                 <w:rFonts w:cs="Calibri"/>
-                <w:highlight w:val="cyan"/>
               </w:rPr>
               <w:t>[#if couple]</w:t>
             </w:r>
@@ -2446,7 +2437,6 @@
             <w:r>
               <w:rPr>
                 <w:rFonts w:cs="Calibri"/>
-                <w:highlight w:val="cyan"/>
               </w:rPr>
               <w:t>[#if couple]</w:t>
             </w:r>
@@ -2717,7 +2707,6 @@
             <w:r>
               <w:rPr>
                 <w:rFonts w:cs="Calibri"/>
-                <w:highlight w:val="cyan"/>
               </w:rPr>
               <w:t>[#if couple]</w:t>
             </w:r>
@@ -2977,7 +2966,6 @@
             <w:r>
               <w:rPr>
                 <w:rFonts w:cs="Calibri"/>
-                <w:highlight w:val="cyan"/>
               </w:rPr>
               <w:t>[#if couple]</w:t>
             </w:r>
@@ -5377,7 +5365,6 @@
             <w:r>
               <w:rPr>
                 <w:rFonts w:cs="Calibri"/>
-                <w:highlight w:val="cyan"/>
               </w:rPr>
               <w:t>[#if couple]</w:t>
             </w:r>
@@ -5686,7 +5673,6 @@
             <w:r>
               <w:rPr>
                 <w:rFonts w:cs="Calibri"/>
-                <w:highlight w:val="cyan"/>
               </w:rPr>
               <w:t>[#if couple]</w:t>
             </w:r>
@@ -6853,7 +6839,6 @@
       <w:r>
         <w:rPr>
           <w:rFonts w:cs="Calibri"/>
-          <w:highlight w:val="cyan"/>
         </w:rPr>
         <w:t>[#if couple]</w:t>
       </w:r>
@@ -6905,7 +6890,6 @@
       <w:r>
         <w:rPr>
           <w:rFonts w:cs="Calibri"/>
-          <w:highlight w:val="cyan"/>
         </w:rPr>
         <w:t>[#if couple]</w:t>
       </w:r>
@@ -7583,7 +7567,6 @@
       <w:r>
         <w:rPr>
           <w:rFonts w:cs="Calibri"/>
-          <w:highlight w:val="cyan"/>
         </w:rPr>
         <w:t>[#if couple]</w:t>
       </w:r>
